--- a/demo/files/jane-smith/refuge-letter.docx
+++ b/demo/files/jane-smith/refuge-letter.docx
@@ -80,7 +80,7 @@
           <w:color w:val="595959"/>
           <w:sz w:val="17"/>
         </w:rPr>
-        <w:t>Tel: 0117 496 0233   ·   admin@wrenfieldhouse.org.uk   ·   www.wrenfieldhouse.org.uk</w:t>
+        <w:t>Tel: 0117 496 0233   ·   admin@wrenfieldhouse.org.uk</w:t>
       </w:r>
     </w:p>
     <w:p>
